--- a/00-首页/题组Word/第一轮·综合套卷/第一轮综合卷06-教师版.docx
+++ b/00-首页/题组Word/第一轮·综合套卷/第一轮综合卷06-教师版.docx
@@ -36396,14 +36396,14 @@
         </w:rPr>
         <w:drawing>
           <wp:inline>
-            <wp:extent cx="3240000" cy="4584609"/>
+            <wp:extent cx="3600000" cy="2551034"/>
             <wp:effectExtent b="0" l="0" r="0" t="0"/>
             <wp:docPr descr="" title="" id="129" name="Picture"/>
             <a:graphic>
               <a:graphicData uri="http://schemas.openxmlformats.org/drawingml/2006/picture">
                 <pic:pic>
                   <pic:nvPicPr>
-                    <pic:cNvPr descr="2021-浙江预赛_p08.png" id="130" name="Picture"/>
+                    <pic:cNvPr descr="06-外部资料导入/真题/省预赛/裁剪图/2021-浙江预赛_q36.png" id="130" name="Picture"/>
                     <pic:cNvPicPr>
                       <a:picLocks noChangeArrowheads="1" noChangeAspect="1"/>
                     </pic:cNvPicPr>
@@ -36417,7 +36417,7 @@
                   <pic:spPr bwMode="auto">
                     <a:xfrm>
                       <a:off x="0" y="0"/>
-                      <a:ext cx="3240000" cy="4584609"/>
+                      <a:ext cx="3600000" cy="2551034"/>
                     </a:xfrm>
                     <a:prstGeom prst="rect">
                       <a:avLst/>

--- a/00-首页/题组Word/第一轮·综合套卷/第一轮综合卷06-教师版.docx
+++ b/00-首页/题组Word/第一轮·综合套卷/第一轮综合卷06-教师版.docx
@@ -1780,90 +1780,6 @@
           <w:rFonts w:hint="eastAsia" w:ascii="Times New Roman" w:hAnsi="Times New Roman" w:eastAsia="Times New Roman" w:cs="Times New Roman"/>
         </w:rPr>
         <w:t>：</w:t>
-      </w:r>
-      <w:r>
-        <w:rPr>
-          <w:rFonts w:hint="eastAsia" w:ascii="Times New Roman" w:hAnsi="Times New Roman" w:eastAsia="FangSong" w:cs="Times New Roman"/>
-        </w:rPr>
-        <w:t>化学原理阶段测试卷</w:t>
-      </w:r>
-      <w:r>
-        <w:rPr>
-          <w:rFonts w:hint="eastAsia" w:ascii="Times New Roman" w:hAnsi="Times New Roman" w:eastAsia="Times New Roman" w:cs="Times New Roman"/>
-        </w:rPr>
-        <w:t>,</w:t>
-      </w:r>
-      <w:r>
-        <w:rPr>
-          <w:rFonts w:ascii="Times New Roman" w:hAnsi="Times New Roman" w:eastAsia="Times New Roman" w:cs="Times New Roman"/>
-        </w:rPr>
-        <w:t xml:space="preserve"> </w:t>
-      </w:r>
-      <w:r>
-        <w:rPr>
-          <w:rFonts w:hint="eastAsia" w:ascii="Times New Roman" w:hAnsi="Times New Roman" w:eastAsia="Times New Roman" w:cs="Times New Roman"/>
-        </w:rPr>
-        <w:t>04-</w:t>
-      </w:r>
-      <w:r>
-        <w:rPr>
-          <w:rFonts w:hint="eastAsia" w:ascii="Times New Roman" w:hAnsi="Times New Roman" w:eastAsia="FangSong" w:cs="Times New Roman"/>
-        </w:rPr>
-        <w:t>课件</w:t>
-      </w:r>
-      <w:r>
-        <w:rPr>
-          <w:rFonts w:hint="eastAsia" w:ascii="Times New Roman" w:hAnsi="Times New Roman" w:eastAsia="Times New Roman" w:cs="Times New Roman"/>
-        </w:rPr>
-        <w:t>/</w:t>
-      </w:r>
-      <w:r>
-        <w:rPr>
-          <w:rFonts w:hint="eastAsia" w:ascii="Times New Roman" w:hAnsi="Times New Roman" w:eastAsia="FangSong" w:cs="Times New Roman"/>
-        </w:rPr>
-        <w:t>习题集</w:t>
-      </w:r>
-      <w:r>
-        <w:rPr>
-          <w:rFonts w:hint="eastAsia" w:ascii="Times New Roman" w:hAnsi="Times New Roman" w:eastAsia="Times New Roman" w:cs="Times New Roman"/>
-        </w:rPr>
-        <w:t>/</w:t>
-      </w:r>
-      <w:r>
-        <w:rPr>
-          <w:rFonts w:hint="eastAsia" w:ascii="Times New Roman" w:hAnsi="Times New Roman" w:eastAsia="FangSong" w:cs="Times New Roman"/>
-        </w:rPr>
-        <w:t>化学原理阶段测试卷</w:t>
-      </w:r>
-      <w:r>
-        <w:rPr>
-          <w:rFonts w:hint="eastAsia" w:ascii="Times New Roman" w:hAnsi="Times New Roman" w:eastAsia="Times New Roman" w:cs="Times New Roman"/>
-        </w:rPr>
-        <w:t>,</w:t>
-      </w:r>
-      <w:r>
-        <w:rPr>
-          <w:rFonts w:ascii="Times New Roman" w:hAnsi="Times New Roman" w:eastAsia="Times New Roman" w:cs="Times New Roman"/>
-        </w:rPr>
-        <w:t xml:space="preserve"> </w:t>
-      </w:r>
-      <w:r>
-        <w:rPr>
-          <w:rFonts w:hint="eastAsia" w:ascii="Times New Roman" w:hAnsi="Times New Roman" w:eastAsia="Times New Roman" w:cs="Times New Roman"/>
-        </w:rPr>
-        <w:t>04-</w:t>
-      </w:r>
-      <w:r>
-        <w:rPr>
-          <w:rFonts w:hint="eastAsia" w:ascii="Times New Roman" w:hAnsi="Times New Roman" w:eastAsia="FangSong" w:cs="Times New Roman"/>
-        </w:rPr>
-        <w:t>题库</w:t>
-      </w:r>
-      <w:r>
-        <w:rPr>
-          <w:rFonts w:hint="eastAsia" w:ascii="Times New Roman" w:hAnsi="Times New Roman" w:eastAsia="Times New Roman" w:cs="Times New Roman"/>
-        </w:rPr>
-        <w:t>/</w:t>
       </w:r>
       <w:r>
         <w:rPr>
@@ -7085,14 +7001,6 @@
       </w:pPr>
       <w:r>
         <w:rPr>
-          <w:rFonts w:ascii="Times New Roman" w:hAnsi="Times New Roman" w:eastAsia="Times New Roman" w:cs="Times New Roman"/>
-          <w:b/>
-          <w:bCs/>
-        </w:rPr>
-        <w:t xml:space="preserve">🔑 </w:t>
-      </w:r>
-      <w:r>
-        <w:rPr>
           <w:rFonts w:hint="eastAsia" w:ascii="Times New Roman" w:hAnsi="Times New Roman" w:eastAsia="FangSong" w:cs="Times New Roman"/>
           <w:b/>
           <w:bCs/>
@@ -9629,14 +9537,6 @@
           <w:numId w:val="1006"/>
         </w:numPr>
       </w:pPr>
-      <w:r>
-        <w:rPr>
-          <w:rFonts w:ascii="Times New Roman" w:hAnsi="Times New Roman" w:eastAsia="Times New Roman" w:cs="Times New Roman"/>
-          <w:b/>
-          <w:bCs/>
-        </w:rPr>
-        <w:t xml:space="preserve">🔑 </w:t>
-      </w:r>
       <w:r>
         <w:rPr>
           <w:rFonts w:hint="eastAsia" w:ascii="Times New Roman" w:hAnsi="Times New Roman" w:eastAsia="FangSong" w:cs="Times New Roman"/>
@@ -59814,60 +59714,6 @@
           <w:rFonts w:hint="eastAsia" w:ascii="Times New Roman" w:hAnsi="Times New Roman" w:eastAsia="FangSong" w:cs="Times New Roman"/>
         </w:rPr>
         <w:t>第二分册</w:t>
-      </w:r>
-      <w:r>
-        <w:rPr>
-          <w:rFonts w:ascii="Times New Roman" w:hAnsi="Times New Roman" w:eastAsia="Times New Roman" w:cs="Times New Roman"/>
-        </w:rPr>
-        <w:t xml:space="preserve"> </w:t>
-      </w:r>
-      <w:r>
-        <w:rPr>
-          <w:rFonts w:hint="eastAsia" w:ascii="Times New Roman" w:hAnsi="Times New Roman" w:eastAsia="FangSong" w:cs="Times New Roman"/>
-        </w:rPr>
-        <w:t>曾用于</w:t>
-      </w:r>
-      <w:r>
-        <w:rPr>
-          <w:rFonts w:hint="eastAsia" w:ascii="Times New Roman" w:hAnsi="Times New Roman" w:eastAsia="Times New Roman" w:cs="Times New Roman"/>
-        </w:rPr>
-        <w:t>：04-</w:t>
-      </w:r>
-      <w:r>
-        <w:rPr>
-          <w:rFonts w:hint="eastAsia" w:ascii="Times New Roman" w:hAnsi="Times New Roman" w:eastAsia="FangSong" w:cs="Times New Roman"/>
-        </w:rPr>
-        <w:t>课件</w:t>
-      </w:r>
-      <w:r>
-        <w:rPr>
-          <w:rFonts w:hint="eastAsia" w:ascii="Times New Roman" w:hAnsi="Times New Roman" w:eastAsia="Times New Roman" w:cs="Times New Roman"/>
-        </w:rPr>
-        <w:t>/</w:t>
-      </w:r>
-      <w:r>
-        <w:rPr>
-          <w:rFonts w:hint="eastAsia" w:ascii="Times New Roman" w:hAnsi="Times New Roman" w:eastAsia="FangSong" w:cs="Times New Roman"/>
-        </w:rPr>
-        <w:t>习题集</w:t>
-      </w:r>
-      <w:r>
-        <w:rPr>
-          <w:rFonts w:hint="eastAsia" w:ascii="Times New Roman" w:hAnsi="Times New Roman" w:eastAsia="Times New Roman" w:cs="Times New Roman"/>
-        </w:rPr>
-        <w:t>/</w:t>
-      </w:r>
-      <w:r>
-        <w:rPr>
-          <w:rFonts w:hint="eastAsia" w:ascii="Times New Roman" w:hAnsi="Times New Roman" w:eastAsia="FangSong" w:cs="Times New Roman"/>
-        </w:rPr>
-        <w:t>化学原理阶段测试卷</w:t>
-      </w:r>
-      <w:r>
-        <w:rPr>
-          <w:rFonts w:hint="eastAsia" w:ascii="Times New Roman" w:hAnsi="Times New Roman" w:eastAsia="Times New Roman" w:cs="Times New Roman"/>
-        </w:rPr>
-        <w:t>II</w:t>
       </w:r>
     </w:p>
     <w:p>
